--- a/testakten/kernfusion-transrapid-starnberger-see/14-langgutachten-und-entscheidungsvorlage.docx
+++ b/testakten/kernfusion-transrapid-starnberger-see/14-langgutachten-und-entscheidungsvorlage.docx
@@ -29,16 +29,7 @@
         <w:jc w:val="left"/>
       </w:pPr>
       <w:r>
-        <w:t xml:space="preserve">Dieses Aktenstück fasst die bisherigen Unterlagen zum Vorgang </w:t>
-      </w:r>
-      <w:r>
-        <w:rPr>
-          <w:b/>
-        </w:rPr>
-        <w:t>Kernfusion und Transrapid am Starnberger See</w:t>
-      </w:r>
-      <w:r>
-        <w:t xml:space="preserve"> nicht bloß zusammen, sondern arbeitet die entscheidungsfähige Prüfungsfassung aus. Die Akte ist in der bisherigen Form fragmentarisch: Einzelne Mails sind zu knapp, Tabellen enthalten nur Stichworte, und manche Anlagen nennen ein Problem, ohne den rechtlichen Gedankengang auszuführen. Dieses Langgutachten schließt diese Lücke.</w:t>
+        <w:t>Dieses Aktenstück führt die Unterlagen des Vorhabens der Isarlicht Fusion GmbH – Demonstrations-Fusionsanlage auf der rund 14 ha großen, technisch vorbelasteten Fläche bei Seehaupten mit 8,4 km langer Transrapid-Anbindung – zu einer entscheidungsfähigen Prüfungsfassung zusammen. Die Akte ist in ihrer bisherigen Form fragmentarisch: Die E-Mail der Rechtsabteilung vom 02.06.2026 verlangt eine belastbare Matrix zu Strahlenschutz, Bauleitplanung, Umwelt, Netzanschluss und Transrapid-Planung, ohne sie selbst zu liefern; die Risikoampel (Aktenstück 09) enthält nur Stichworte; der Entwurf der Ministeriumsvorlage (Aktenstück 11) behauptet, die Anlage benötige keine klassischen Atomgenehmigungen, und verschweigt das Strahlenschutzregime, das Aktenstück 04 bereits im Einzelnen entfaltet. Dieses Langgutachten schließt diese Lücken.</w:t>
       </w:r>
     </w:p>
     <w:p>
@@ -57,7 +48,7 @@
         <w:jc w:val="left"/>
       </w:pPr>
       <w:r>
-        <w:t>Der Fall wird entlang folgender Themen bearbeitet: Fusion/Strahlenschutz, Raumordnung, Planfeststellung, Bauleitplanung, Naturschutz, KRITIS, Sicherheitskonzept, Akzeptanz und Rückbau. Für jedes Thema wird getrennt gefragt, ob es bereits entscheidungsreif ist, ob weitere Tatsachen fehlen oder ob zunächst nur ein Risikovermerk möglich ist.</w:t>
+        <w:t>Der Fall wird entlang folgender Stränge bearbeitet: strahlenschutzrechtliche Genehmigungen nach § 12 Abs. 1 Nr. 1 und Nr. 3 StrlSchG für Neutronenstrahlung und Tritiumumgang, Raumordnungsverfahren nach Art. 24 ff. BayLplG mit Alternativenprüfung, Bauleitplanung der Gemeinde Seehaupten (§ 12 BauGB, § 11 BauNVO), Naturschutz (FFH-Gebiet Starnberger See, § 34 BNatSchG; spezielle artenschutzrechtliche Prüfung nach § 44 BNatSchG), Wasserrecht (§§ 8 ff. WHG, Lage in der weiteren Trinkwasserschutzzone), Planfeststellung der Magnetschwebebahn nach § 2 AMbG, Netzanschluss nach § 17 EnWG sowie Förderung, Beihilfe, IP und Exportkontrolle. Für jeden Strang wird getrennt gefragt, ob er entscheidungsreif ist, ob Tatsachen fehlen oder ob derzeit nur ein Risikovermerk möglich ist.</w:t>
       </w:r>
     </w:p>
     <w:p>
@@ -76,7 +67,7 @@
         <w:jc w:val="left"/>
       </w:pPr>
       <w:r>
-        <w:t>Die bisherige Akte enthält mehrere Beweistypen. Verwertbar sind Originaldokumente, unterschriebene Entwürfe, Bescheide, Registerauszüge, Vertragsfassungen, Fristnotizen und E-Mails mit erkennbarem Absender. Nur eingeschränkt verwertbar sind spätere Zusammenfassungen, Screenshots ohne Kontext, Gesprächsnotizen ohne Datum und bloße Erinnerungen. Deshalb ist jede rechtliche Schlussfolgerung in diesem Gutachten mit einem Beweistyp verknüpft.</w:t>
+        <w:t>Die Akte enthält Beweismittel sehr unterschiedlicher Qualität. Belastbar sind das Protokoll des Sicherheitsbeirats mit dem Beschluss, die Stoff- und Strahlenmatrix bis zum 30.06.2026 vorzulegen (Aktenstück 12), die E-Mail der Rechtsabteilung vom 02.06.2026 mit erkennbarem Absender (Aktenstück 08), die Standortnotiz mit Flächen-, Biotop- und Schutzgebietsangaben (Aktenstück 02) sowie die IP- und Fördermittelmatrix (Aktenstück 13). Nur eingeschränkt verwertbar sind die Minuten des Investorencalls (Aktenstück 01), die den CEO-Satz von der 'sauberen Energie, kein Atommüll, kaum Genehmigungen' ohne Datum und Teilnehmerliste wiedergeben, und die Haltung des Bürgermeisters von Seehaupten, die bislang nur als Gesprächseindruck notiert ist. Jede rechtliche Schlussfolgerung dieses Gutachtens wird deshalb mit dem jeweiligen Aktenstück verknüpft.</w:t>
       </w:r>
     </w:p>
     <w:p>
@@ -84,7 +75,7 @@
         <w:jc w:val="left"/>
       </w:pPr>
       <w:r>
-        <w:t>Der wichtigste Fehler wäre, den Fall schon deshalb als geklärt anzusehen, weil ein Dokument einen prägnanten Titel trägt. Ein Dokument mit der Überschrift „Final“ kann rechtlich unverbindlich sein. Ein E-Mail-Anhang kann überholt sein. Ein Protokoll kann inhaltlich falsch wiedergeben, was beschlossen wurde. Deshalb wird zunächst eine Beweismatrix geführt.</w:t>
+        <w:t>Der wichtigste Fehler wäre, die Genehmigungslage schon deshalb als geklärt anzusehen, weil der Vorlagenentwurf sie als geklärt bezeichnet. Der dort behauptete Verzicht auf 'klassische Atomgenehmigungen' ist nur die halbe Wahrheit: Die Anlage ist zwar keine kerntechnische Anlage im Sinne des § 7 AtG, weil keine Kernspaltung und keine Kettenreaktion stattfindet, sie benötigt aber Genehmigungen nach § 12 Abs. 1 Nr. 1 StrlSchG für die Erzeugung ionisierender Strahlung und nach § 12 Abs. 1 Nr. 3 StrlSchG für das Tritiuminventar im zweistelligen Grammbereich, das die Freigrenzen der Anlage 4 StrlSchV deutlich überschreitet. Auch das im Investorencall erwogene Etikett 'Forschungsanlage' ändert daran nichts; maßgeblich sind tatsächliche Anlage, Stoffe, Strahlung und Risiken.</w:t>
       </w:r>
     </w:p>
     <w:p>
@@ -103,7 +94,7 @@
         <w:jc w:val="left"/>
       </w:pPr>
       <w:r>
-        <w:t>Die Hauptfrage ist nicht, ob das gewünschte Ergebnis wirtschaftlich sinnvoll wäre. Die Hauptfrage lautet, ob die konkrete Handlung auf der vorhandenen Tatsachengrundlage rechtlich trägt. Dafür müssen Zuständigkeit, Form, Frist, materielle Voraussetzungen, Ermessen beziehungsweise Bewertungsspielraum, Dokumentation und Rechtsfolge einzeln geprüft werden.</w:t>
+        <w:t>Die Hauptfrage ist nicht, ob die Fusionsanlage wirtschaftlich oder politisch attraktiv ist. Sie lautet, ob Standort, Anlage und Transrapid-Anbindung auf der vorhandenen Tatsachengrundlage genehmigungsfähig sind und in welcher Verfahrensreihenfolge. Dafür sind je Strang Zuständigkeit (Landesamt für Umwelt und StMUV für den Strahlenschutz, höhere Landesplanungsbehörde für das Raumordnungsverfahren, Eisenbahn-Bundesamt für die Magnetschwebebahn, Gemeinde Seehaupten für die Bauleitplanung, Landratsamt für den Notfallschutz), Form, Fristen, materielle Voraussetzungen, planerische Abwägung, Dokumentation und Rechtsfolge getrennt zu prüfen.</w:t>
       </w:r>
     </w:p>
     <w:p>
@@ -111,7 +102,7 @@
         <w:jc w:val="left"/>
       </w:pPr>
       <w:r>
-        <w:t>Bei der Prüfung darf die Bearbeitung nicht in eine bloße Checkliste abrutschen. Gerade in dieser Akte hängen mehrere Teilfragen voneinander ab. Eine formal richtige Erklärung kann wertlos sein, wenn sie an die falsche Stelle gerichtet ist. Eine materiell gute Position kann verloren gehen, wenn sie zu spät oder ohne Beleg vorgebracht wird. Eine taktisch attraktive Offenlegung kann schaden, wenn sie ohne Not interne Bewertungen preisgibt.</w:t>
+        <w:t>Die Prüfung darf dabei nicht in eine bloße Checkliste abrutschen, denn die Stränge hängen voneinander ab. Ohne belastbares Evakuierungs- und Sicherheitskonzept wird der Bürgermeister von Seehaupten vor der Kommunalwahl im Frühjahr keinen Aufstellungsbeschluss anstoßen. Ohne ernsthafte Alternativenprüfung der Standorte Gewerbepark Nord und Konversionsfläche an der Bahnstrecke bietet das Raumordnungsverfahren eine offene Flanke. Ohne Entkopplung von der Transrapid-Planfeststellung, die realistisch vier bis sechs Jahre dauert, hängt die gesamte Anlagengenehmigung am Verkehrsprojekt. Und eine öffentliche Festlegung im Stil von 'Bayern zündet die Sonne an' kann später gegenüber Gemeinde, Landesplanung und Bürgerinitiative Uferklar als vorweggenommene Entscheidung ausgelegt werden.</w:t>
       </w:r>
     </w:p>
     <w:p>
@@ -130,7 +121,7 @@
         <w:jc w:val="left"/>
       </w:pPr>
       <w:r>
-        <w:t>Nach dem derzeitigen Stand spricht vieles dafür, dass mindestens ein rechtlicher Angriffspunkt besteht. Zugleich ist die Verteidigungslinie nicht fertig. Die stärkste Position ergibt sich aus den Unterlagen, die schon vor dem Konflikt entstanden sind. Schwächer sind Dokumente, die erkennbar erst nach dem Streit formuliert wurden.</w:t>
+        <w:t>Nach derzeitigem Stand ist keiner der Stränge entscheidungsreif, aber alle sind bearbeitbar. Die stärkste Position besteht beim Strahlenschutz: Der Rahmen ist geklärt (kein § 7 AtG, dafür § 12 StrlSchG), die offenen Nachweise sind im Beschluss des Sicherheitsbeirats benannt und auf den 30.06.2026 terminiert, und die interne Fehlkommunikation wurde durch die Rechtsabteilung bereits vor dem Ministeriumstermin korrigiert. Am schwächsten ist der Standort: Das angrenzende Landschaftsschutzgebiet, das FFH-Gebiet Starnberger See, die zwei kartierten Biotope (Feuchtwiese, Altholzbestand) und die Lage in der weiteren Trinkwasserschutzzone sprechen gegen die Seenähe, und die Alternativenprüfung ist noch nicht begonnen.</w:t>
       </w:r>
     </w:p>
     <w:p>
@@ -146,13 +137,7 @@
         <w:pStyle w:val="ListBullet"/>
       </w:pPr>
       <w:r>
-        <w:rPr>
-          <w:b/>
-        </w:rPr>
-        <w:t>sichere Tatsachen:</w:t>
-      </w:r>
-      <w:r>
-        <w:t xml:space="preserve"> Datum, Beteiligte, vorhandene Originale, Zugang, sichtbarer Inhalt;</w:t>
+        <w:t>gesicherte Tatsachen: rund 14 ha Fläche, 1,2 km Entfernung zum Seeufer, 28 m hohes Hallenbauwerk, 8,4 km Trasse mit 23 Eigentümern (davon vier erklärt verkaufsunwillig), Tritiuminventar im zweistelligen Grammbereich, Beschlusslage des Sicherheitsbeirats (Aktenstück 12);</w:t>
       </w:r>
     </w:p>
     <w:p>
@@ -160,13 +145,7 @@
         <w:pStyle w:val="ListBullet"/>
       </w:pPr>
       <w:r>
-        <w:rPr>
-          <w:b/>
-        </w:rPr>
-        <w:t>plausible, aber offene Tatsachen:</w:t>
-      </w:r>
-      <w:r>
-        <w:t xml:space="preserve"> interne Freigabe, Gesprächsinhalt, wirtschaftlicher Zweck, tatsächliche Kenntnis;</w:t>
+        <w:t>plausible, aber offene Tatsachen: tatsächlicher Neutronenfluss und Quellterme, Netzverträglichkeit des 110-kV-Anschlusses, Haltung des Gemeinderats nach der Kommunalwahl, Ausgang der BAFA-Voranfrage zu Gyrotron- und Tritiumkomponenten, Bestand der Biotope nach der saP-Kartierung;</w:t>
       </w:r>
     </w:p>
     <w:p>
@@ -174,13 +153,7 @@
         <w:pStyle w:val="ListBullet"/>
       </w:pPr>
       <w:r>
-        <w:rPr>
-          <w:b/>
-        </w:rPr>
-        <w:t>bloße Bewertungen:</w:t>
-      </w:r>
-      <w:r>
-        <w:t xml:space="preserve"> „üblich“, „unproblematisch“, „nur Formalie“, „hatten wir immer so gemacht“.</w:t>
+        <w:t>bloße Bewertungen: 'praktisch abfallfrei', 'kaum Genehmigungen', 'Grundlast neu erfunden', 'industrienah und landschaftlich vorbelastet' – Werbesätze, die die Akte selbst bereits widerlegt (Aktenstücke 04, 05 und 10).</w:t>
       </w:r>
     </w:p>
     <w:p>
@@ -188,7 +161,7 @@
         <w:jc w:val="left"/>
       </w:pPr>
       <w:r>
-        <w:t>Nur die erste Ebene darf ohne Einschränkung in ein Außenschreiben. Die zweite Ebene kann als Prüfstand dargestellt werden. Die dritte Ebene gehört in die interne Risikodiskussion, nicht in die externe Einlassung.</w:t>
+        <w:t>Nur die erste Ebene darf ohne Einschränkung in das Behördenvorgespräch und in den Bürgerbrief. Die zweite Ebene wird als laufende Prüfung dargestellt, so wie es der juristisch korrigierte Vorlagentext (Aktenstück 11) bereits vorformuliert. Die dritte Ebene gehört in keine Außenkommunikation; sie hat im Investorencall bereits Schaden angerichtet und darf sich vor Ministerium, Gemeinde Seehaupten und Bürgerinitiative Uferklar nicht wiederholen.</w:t>
       </w:r>
     </w:p>
     <w:p>
@@ -207,7 +180,7 @@
         <w:jc w:val="left"/>
       </w:pPr>
       <w:r>
-        <w:t>Die Gegenseite wird voraussichtlich nicht nur einen Einzelfehler behaupten, sondern ein Organisationsdefizit. Sie wird sagen, die Mandantenseite habe nicht dokumentiert, nicht rechtzeitig geprüft oder die rechtliche Einordnung bewusst offengelassen. Diese Gegenposition ist ernst zu nehmen, weil sie oft weniger am einzelnen Dokument als an der Gesamterscheinung der Akte ansetzt.</w:t>
+        <w:t>Die Gegenposition ist hier kein einzelner Prozessgegner, sondern ein Bündel. Die Bürgerinitiative Uferklar sammelt bereits Unterschriften, kann ein Bürgerbegehren nach Art. 18a BayGO gegen die Bauleitplanung anstrengen und hat eine Verbandsklage über einen anerkannten Umweltverband angekündigt. Die Fachbehörden werden nicht die Fusionstechnik als solche angreifen, sondern die Lücken: fehlende Stoff- und Strahlenmatrix, fehlender Dosisnachweis an der Anlagengrenze, fehlendes hydrogeologisches Gutachten zur Trinkwasserschutzzone, versäumtes saP-Kartierungsfenster von März bis Juni, fehlende Alternativenprüfung. Die Gemeinde Seehaupten wiederum wird jede Festlegung vor der Kommunalwahl verweigern.</w:t>
       </w:r>
     </w:p>
     <w:p>
@@ -215,7 +188,7 @@
         <w:jc w:val="left"/>
       </w:pPr>
       <w:r>
-        <w:t>Dagegen hilft keine schroffe Abwehrformel. Besser ist eine nüchterne Darstellung: Was ist belegt? Was wird geprüft? Was wurde korrigiert? Was wird bestritten? Welche rechtliche Wertung bleibt vorbehalten?</w:t>
+        <w:t>Dagegen hilft keine Werbekampagne, sondern die nüchterne Linie des Bürgerbrief-Entwurfs (Aktenstück 14): belegen, was belegt ist (keine kerntechnische Anlage nach § 7 AtG, aber volles Strahlenschutzregime); offen benennen, was geprüft wird (unabhängiges Sicherheitsgutachten mit einem Zeitansatz von zwölf bis achtzehn Monaten, hydrogeologisches Gutachten, saP); und korrigieren, was falsch kommuniziert wurde (der Satz von den 'kaum Genehmigungen' aus dem Investorencall).</w:t>
       </w:r>
     </w:p>
     <w:p>
@@ -242,7 +215,7 @@
         <w:pStyle w:val="ListNumber"/>
       </w:pPr>
       <w:r>
-        <w:t>Originalunterlagen sichern und nummerieren.</w:t>
+        <w:t>Stoff- und Strahlenmatrix fristgerecht bis zum 30.06.2026 fertigstellen und dem Sicherheitsbeirat vorlegen (Beschluss im Aktenstück 12).</w:t>
       </w:r>
     </w:p>
     <w:p>
@@ -250,7 +223,7 @@
         <w:pStyle w:val="ListNumber"/>
       </w:pPr>
       <w:r>
-        <w:t>Fristenkalender mit Verantwortlichkeit erstellen.</w:t>
+        <w:t>Vorgezogene saP-Kartierung für Altholzbestand und Feuchtwiese sofort beauftragen; das Kartierungsfenster von März bis Juni entscheidet über ein Jahr Projektlaufzeit.</w:t>
       </w:r>
     </w:p>
     <w:p>
@@ -258,7 +231,7 @@
         <w:pStyle w:val="ListNumber"/>
       </w:pPr>
       <w:r>
-        <w:t>Eine kurze Außenantwort vorbereiten, die Eingang bestätigt und Prüfstand strukturiert.</w:t>
+        <w:t>Scoping-Termin mit StMUV und Landratsamt binnen acht Wochen vereinbaren; Grundlage sind das Fragenpaket für das Behördenvorgespräch und die juristisch korrigierte Ministeriumsvorlage.</w:t>
       </w:r>
     </w:p>
     <w:p>
@@ -266,7 +239,7 @@
         <w:pStyle w:val="ListNumber"/>
       </w:pPr>
       <w:r>
-        <w:t>Intern ein Langmemo mit Risikoampel führen.</w:t>
+        <w:t>Anschlussbegehren für den 110-kV-Anschluss beim Verteilnetzbetreiber stellen und die Netzverträglichkeitsprüfung beauftragen; parallel das Gutachten zu individuellen Netzentgelten nach § 19 Abs. 2 StromNEV in Auftrag geben.</w:t>
       </w:r>
     </w:p>
     <w:p>
@@ -274,7 +247,7 @@
         <w:pStyle w:val="ListNumber"/>
       </w:pPr>
       <w:r>
-        <w:t>Nach Aktenvervollständigung eine endgültige Stellungnahme verfassen.</w:t>
+        <w:t>Konsortialvertrag mit den drei Forschungspartnern (Background- und Foreground-Rechte, Publikationsregeln, Erfindervergütung) binnen zehn Wochen abschließen; vor Unterzeichnung des Series-B-Term-Sheets die Meldepflicht nach §§ 55 ff. AWV für den außereuropäischen Ankerinvestor klären.</w:t>
       </w:r>
     </w:p>
     <w:p>
@@ -282,7 +255,7 @@
         <w:pStyle w:val="ListNumber"/>
       </w:pPr>
       <w:r>
-        <w:t>Bei Vergleichs- oder Behördenkontakt nur vorher freigegebene Tatsachen verwenden.</w:t>
+        <w:t>In jeder Behörden- und Bürgerkommunikation ausschließlich die freigegebenen Formulierungen der korrigierten Ministeriumsvorlage verwenden; die Begriffe 'genehmigungsfrei' und 'praktisch abfallfrei' sind gesperrt.</w:t>
       </w:r>
     </w:p>
     <w:p>
@@ -301,13 +274,7 @@
         <w:jc w:val="left"/>
       </w:pPr>
       <w:r>
-        <w:rPr>
-          <w:b/>
-        </w:rPr>
-        <w:t>Option A: defensive Minimalantwort.</w:t>
-      </w:r>
-      <w:r>
-        <w:t xml:space="preserve"> Vorteil: geringe Selbstbelastung, schnelle Fristwahrung. Nachteil: wirkt ausweichend, wenn die Gegenseite konkrete Belege erwartet.</w:t>
+        <w:t>Option A: Beschränkung auf die Anlagengenehmigung nach § 12 StrlSchG; Transrapid und Bauleitplanung werden zurückgestellt, bis das unabhängige Sicherheitsgutachten vorliegt. Vorteil: schnellster Weg zu einem ersten belastbaren Bescheid, keine Festlegung der Gemeinde vor der Kommunalwahl. Nachteil: Das Ministerium erwartet nach dem bisherigen Narrativ ein Gesamtprojekt und könnte die Zurückstellung des Transrapid als Eingeständnis werten.</w:t>
       </w:r>
     </w:p>
     <w:p>
@@ -315,13 +282,7 @@
         <w:jc w:val="left"/>
       </w:pPr>
       <w:r>
-        <w:rPr>
-          <w:b/>
-        </w:rPr>
-        <w:t>Option B: strukturierte Teiloffenlegung.</w:t>
-      </w:r>
-      <w:r>
-        <w:t xml:space="preserve"> Vorteil: glaubwürdig und kooperativ, ohne die Rechtsposition aufzugeben. Nachteil: benötigt saubere interne Abstimmung.</w:t>
+        <w:t>Option B: gestufte Gesamtstrategie mit Phasenentkopplung. Die Anlage kommt zuerst, denn für die Bauphase genügt die Straßenerschließung; das Raumordnungsverfahren wird mit ehrlicher Alternativenprüfung (Gewerbepark Nord, Konversionsfläche an der Bahnstrecke) betrieben; der Transrapid folgt als Phase 2 mit eigener Planfeststellung nach § 2 AMbG. Vorteil: Jeder Strang läuft in seinem eigenen Tempo, das Verkehrsprojekt blockiert die Anlagengenehmigung nicht. Nachteil: Die Kommunikation muss diszipliniert bleiben, weil der Transrapid politisch das attraktivste Element ist.</w:t>
       </w:r>
     </w:p>
     <w:p>
@@ -329,13 +290,7 @@
         <w:jc w:val="left"/>
       </w:pPr>
       <w:r>
-        <w:rPr>
-          <w:b/>
-        </w:rPr>
-        <w:t>Option C: umfassende Stellungnahme.</w:t>
-      </w:r>
-      <w:r>
-        <w:t xml:space="preserve"> Vorteil: kann Verfahren beenden oder Vertrauen herstellen. Nachteil: hohes Risiko, wenn Unterlagen noch Lücken haben.</w:t>
+        <w:t>Option C: Gesamtantritt von Anlage, Transrapid und Bauleitplanung in einem koordinierten Verfahrenspaket. Vorteil: politisch wirkungsvoll und deckungsgleich mit dem Narrativ der Ministeriumsvorlage. Nachteil: Der kritische Pfad des Transrapid – vier bis sechs Jahre bis zum Planfeststellungsbeschluss, bei Klagen des von Uferklar angekündigten Umweltverbands zwei weitere Jahre – zieht das Gesamtprojekt in die Länge, und jede Schwäche eines Strangs infiziert die übrigen.</w:t>
       </w:r>
     </w:p>
     <w:p>
@@ -343,7 +298,7 @@
         <w:jc w:val="left"/>
       </w:pPr>
       <w:r>
-        <w:t>Derzeit ist Option B vorzugswürdig. Sie erlaubt Kontrolle über die Erzählung, vermeidet unnötige Anerkenntnisse und zwingt die Akte in eine belastbare Ordnung.</w:t>
+        <w:t>Vorzugswürdig ist Option B. Sie sichert die Frist des Sicherheitsbeirats zum 30.06.2026, hält die Gemeinde Seehaupten vor der Kommunalwahl aus der Schusslinie, nimmt der Bürgerinitiative das Argument einer vorweggenommenen Gesamtentscheidung und erhält den Transrapid als verhandelbare zweite Phase.</w:t>
       </w:r>
     </w:p>
     <w:p>
@@ -362,7 +317,7 @@
         <w:pStyle w:val="ListBullet"/>
       </w:pPr>
       <w:r>
-        <w:t>finale Vertrags-/Bescheid-/Beschlussfassung mit Datum;</w:t>
+        <w:t>Stoff- und Strahlenmatrix mit Tritiuminventar, Quelltermen und Aktivierungsbilanz (Frist des Sicherheitsbeirats: 30.06.2026);</w:t>
       </w:r>
     </w:p>
     <w:p>
@@ -370,7 +325,7 @@
         <w:pStyle w:val="ListBullet"/>
       </w:pPr>
       <w:r>
-        <w:t>Zugangsnachweis;</w:t>
+        <w:t>hydrogeologisches Gutachten zur Lage in der weiteren Trinkwasserschutzzone einschließlich eines Tritium-Freisetzungsszenarios;</w:t>
       </w:r>
     </w:p>
     <w:p>
@@ -378,7 +333,7 @@
         <w:pStyle w:val="ListBullet"/>
       </w:pPr>
       <w:r>
-        <w:t>Liste der entscheidungsbefugten Personen;</w:t>
+        <w:t>Lizenzvertrag mit der Helionbogen Systems AG nebst Freedom-to-Operate-Analyse, da die deutsche Projektgesellschaft an den Grundpatenten bislang nur Optionsrechte hält;</w:t>
       </w:r>
     </w:p>
     <w:p>
@@ -386,7 +341,7 @@
         <w:pStyle w:val="ListBullet"/>
       </w:pPr>
       <w:r>
-        <w:t>interne Freigabehistorie;</w:t>
+        <w:t>Alternativenmatrix für die Standorte Gewerbepark Nord und Konversionsfläche an der Bahnstrecke als Grundlage des Raumordnungsverfahrens;</w:t>
       </w:r>
     </w:p>
     <w:p>
@@ -394,7 +349,7 @@
         <w:pStyle w:val="ListBullet"/>
       </w:pPr>
       <w:r>
-        <w:t>Zahlenbasis;</w:t>
+        <w:t>belastbare Kostenschätzung für die 8,4 km lange Transrapid-Trasse einschließlich Fahrweg, Unterwerken und Betriebszentrale sowie für Netzanschluss, Baukostenzuschüsse und Netzverstärkung;</w:t>
       </w:r>
     </w:p>
     <w:p>
@@ -402,7 +357,7 @@
         <w:pStyle w:val="ListBullet"/>
       </w:pPr>
       <w:r>
-        <w:t>technische oder fachliche Anlage;</w:t>
+        <w:t>Entwürfe der Zuwendungsbescheide von Land und Bund mit sämtlichen Nebenbestimmungen, insbesondere Rückforderungsvorbehalten und Standortbindung;</w:t>
       </w:r>
     </w:p>
     <w:p>
@@ -410,7 +365,7 @@
         <w:pStyle w:val="ListBullet"/>
       </w:pPr>
       <w:r>
-        <w:t>Nachweis, ob eine frühere Fassung abgelöst wurde.</w:t>
+        <w:t>aktueller Grunderwerbsstand entlang der Trasse, insbesondere der Verhandlungsstand mit den vier verkaufsunwilligen Eigentümern.</w:t>
       </w:r>
     </w:p>
     <w:p>
@@ -429,7 +384,7 @@
         <w:jc w:val="left"/>
       </w:pPr>
       <w:r>
-        <w:t>Die Akte ist bearbeitbar, aber noch nicht entscheidungsreif. Ein juristisch guter nächster Schritt ist eine knappe, kontrollierte Außenkommunikation und parallel eine harte interne Beweisordnung. Erst danach sollte die endgültige rechtliche Bewertung ausgegeben werden.</w:t>
+        <w:t>Die Akte ist bearbeitbar, aber noch nicht entscheidungsreif. Rechtlich tragfähig ist derzeit allein die Aussage, dass keine Genehmigung nach § 7 AtG erforderlich ist, wohl aber das volle Strahlenschutzregime des § 12 StrlSchG greift und der gewünschte Mischbetrieb des Transrapid in die Planfeststellung nach § 2 AMbG führt. Der nächste Schritt ist die kontrollierte Außenkommunikation nach Maßgabe der korrigierten Ministeriumsvorlage und des Bürgerbrief-Entwurfs, parallel die fristgerechte Stoff- und Strahlenmatrix und die sofortige saP-Kartierung. Erst wenn diese Bausteine vorliegen, sollte über Raumordnungsantrag und Transrapid-Phase 2 endgültig entschieden werden.</w:t>
       </w:r>
     </w:p>
     <w:sectPr>
